--- a/Проект этап №3.docx
+++ b/Проект этап №3.docx
@@ -466,8 +466,6 @@
         </w:rPr>
         <w:t xml:space="preserve"> работает 24/7, выявляет потребности, отвечает на вопросы и передаёт тёплого клиента менеджеру.</w:t>
       </w:r>
-      <w:bookmarkStart w:id="0" w:name="_GoBack"/>
-      <w:bookmarkEnd w:id="0"/>
     </w:p>
     <w:p>
       <w:pPr>
@@ -564,7 +562,84 @@
           <w:sz w:val="23"/>
           <w:szCs w:val="23"/>
         </w:rPr>
-        <w:t>файл, он со</w:t>
+        <w:t>файл</w:t>
+      </w:r>
+      <w:r>
+        <w:rPr>
+          <w:rFonts w:ascii="Arial" w:hAnsi="Arial" w:cs="Arial"/>
+          <w:color w:val="161A23"/>
+          <w:sz w:val="23"/>
+          <w:szCs w:val="23"/>
+        </w:rPr>
+        <w:t xml:space="preserve"> (</w:t>
+      </w:r>
+      <w:r>
+        <w:rPr>
+          <w:rFonts w:ascii="Arial" w:hAnsi="Arial" w:cs="Arial"/>
+          <w:color w:val="161A23"/>
+          <w:sz w:val="23"/>
+          <w:szCs w:val="23"/>
+          <w:lang w:val="en-US"/>
+        </w:rPr>
+        <w:t>data</w:t>
+      </w:r>
+      <w:r>
+        <w:rPr>
+          <w:rFonts w:ascii="Arial" w:hAnsi="Arial" w:cs="Arial"/>
+          <w:color w:val="161A23"/>
+          <w:sz w:val="23"/>
+          <w:szCs w:val="23"/>
+        </w:rPr>
+        <w:t>\</w:t>
+      </w:r>
+      <w:r>
+        <w:rPr>
+          <w:rFonts w:ascii="Arial" w:hAnsi="Arial" w:cs="Arial"/>
+          <w:color w:val="161A23"/>
+          <w:sz w:val="23"/>
+          <w:szCs w:val="23"/>
+          <w:lang w:val="en-US"/>
+        </w:rPr>
+        <w:t>rag</w:t>
+      </w:r>
+      <w:r>
+        <w:rPr>
+          <w:rFonts w:ascii="Arial" w:hAnsi="Arial" w:cs="Arial"/>
+          <w:color w:val="161A23"/>
+          <w:sz w:val="23"/>
+          <w:szCs w:val="23"/>
+        </w:rPr>
+        <w:t>.</w:t>
+      </w:r>
+      <w:proofErr w:type="spellStart"/>
+      <w:r>
+        <w:rPr>
+          <w:rFonts w:ascii="Arial" w:hAnsi="Arial" w:cs="Arial"/>
+          <w:color w:val="161A23"/>
+          <w:sz w:val="23"/>
+          <w:szCs w:val="23"/>
+          <w:lang w:val="en-US"/>
+        </w:rPr>
+        <w:t>xlsx</w:t>
+      </w:r>
+      <w:proofErr w:type="spellEnd"/>
+      <w:r>
+        <w:rPr>
+          <w:rFonts w:ascii="Arial" w:hAnsi="Arial" w:cs="Arial"/>
+          <w:color w:val="161A23"/>
+          <w:sz w:val="23"/>
+          <w:szCs w:val="23"/>
+        </w:rPr>
+        <w:t>)</w:t>
+      </w:r>
+      <w:r>
+        <w:rPr>
+          <w:rFonts w:ascii="Arial" w:hAnsi="Arial" w:cs="Arial"/>
+          <w:color w:val="161A23"/>
+          <w:sz w:val="23"/>
+          <w:szCs w:val="23"/>
+        </w:rPr>
+        <w:t>, он со</w:t>
       </w:r>
       <w:r>
         <w:rPr>
@@ -2309,14 +2384,206 @@
         <w:t>, обеспечивает взаимодействие с клиентом, передача сообщений, вложений клиента.</w:t>
       </w:r>
       <w:proofErr w:type="gramEnd"/>
-    </w:p>
-    <w:p>
-      <w:pPr>
-        <w:rPr>
-          <w:rFonts w:ascii="Arial" w:hAnsi="Arial" w:cs="Arial"/>
-          <w:color w:val="161A23"/>
-          <w:sz w:val="23"/>
-          <w:szCs w:val="23"/>
+      <w:r>
+        <w:rPr>
+          <w:rFonts w:ascii="Arial" w:hAnsi="Arial" w:cs="Arial"/>
+          <w:color w:val="161A23"/>
+          <w:sz w:val="23"/>
+          <w:szCs w:val="23"/>
+        </w:rPr>
+        <w:t xml:space="preserve"> </w:t>
+      </w:r>
+      <w:proofErr w:type="gramStart"/>
+      <w:r>
+        <w:rPr>
+          <w:rFonts w:ascii="Arial" w:hAnsi="Arial" w:cs="Arial"/>
+          <w:color w:val="161A23"/>
+          <w:sz w:val="23"/>
+          <w:szCs w:val="23"/>
+          <w:lang w:val="en-US"/>
+        </w:rPr>
+        <w:t>main</w:t>
+      </w:r>
+      <w:r>
+        <w:rPr>
+          <w:rFonts w:ascii="Arial" w:hAnsi="Arial" w:cs="Arial"/>
+          <w:color w:val="161A23"/>
+          <w:sz w:val="23"/>
+          <w:szCs w:val="23"/>
+        </w:rPr>
+        <w:t>.</w:t>
+      </w:r>
+      <w:proofErr w:type="spellStart"/>
+      <w:r>
+        <w:rPr>
+          <w:rFonts w:ascii="Arial" w:hAnsi="Arial" w:cs="Arial"/>
+          <w:color w:val="161A23"/>
+          <w:sz w:val="23"/>
+          <w:szCs w:val="23"/>
+          <w:lang w:val="en-US"/>
+        </w:rPr>
+        <w:t>py</w:t>
+      </w:r>
+      <w:proofErr w:type="spellEnd"/>
+      <w:r>
+        <w:rPr>
+          <w:rFonts w:ascii="Arial" w:hAnsi="Arial" w:cs="Arial"/>
+          <w:color w:val="161A23"/>
+          <w:sz w:val="23"/>
+          <w:szCs w:val="23"/>
+        </w:rPr>
+        <w:t xml:space="preserve">, </w:t>
+      </w:r>
+      <w:r>
+        <w:rPr>
+          <w:rFonts w:ascii="Arial" w:hAnsi="Arial" w:cs="Arial"/>
+          <w:color w:val="161A23"/>
+          <w:sz w:val="23"/>
+          <w:szCs w:val="23"/>
+          <w:lang w:val="en-US"/>
+        </w:rPr>
+        <w:t>create</w:t>
+      </w:r>
+      <w:r>
+        <w:rPr>
+          <w:rFonts w:ascii="Arial" w:hAnsi="Arial" w:cs="Arial"/>
+          <w:color w:val="161A23"/>
+          <w:sz w:val="23"/>
+          <w:szCs w:val="23"/>
+        </w:rPr>
+        <w:t>_</w:t>
+      </w:r>
+      <w:r>
+        <w:rPr>
+          <w:rFonts w:ascii="Arial" w:hAnsi="Arial" w:cs="Arial"/>
+          <w:color w:val="161A23"/>
+          <w:sz w:val="23"/>
+          <w:szCs w:val="23"/>
+          <w:lang w:val="en-US"/>
+        </w:rPr>
+        <w:t>bot</w:t>
+      </w:r>
+      <w:r>
+        <w:rPr>
+          <w:rFonts w:ascii="Arial" w:hAnsi="Arial" w:cs="Arial"/>
+          <w:color w:val="161A23"/>
+          <w:sz w:val="23"/>
+          <w:szCs w:val="23"/>
+        </w:rPr>
+        <w:t>.</w:t>
+      </w:r>
+      <w:proofErr w:type="spellStart"/>
+      <w:r>
+        <w:rPr>
+          <w:rFonts w:ascii="Arial" w:hAnsi="Arial" w:cs="Arial"/>
+          <w:color w:val="161A23"/>
+          <w:sz w:val="23"/>
+          <w:szCs w:val="23"/>
+          <w:lang w:val="en-US"/>
+        </w:rPr>
+        <w:t>py</w:t>
+      </w:r>
+      <w:proofErr w:type="spellEnd"/>
+      <w:r>
+        <w:rPr>
+          <w:rFonts w:ascii="Arial" w:hAnsi="Arial" w:cs="Arial"/>
+          <w:color w:val="161A23"/>
+          <w:sz w:val="23"/>
+          <w:szCs w:val="23"/>
+        </w:rPr>
+        <w:t xml:space="preserve">, </w:t>
+      </w:r>
+      <w:proofErr w:type="spellStart"/>
+      <w:r>
+        <w:rPr>
+          <w:rFonts w:ascii="Arial" w:hAnsi="Arial" w:cs="Arial"/>
+          <w:color w:val="161A23"/>
+          <w:sz w:val="23"/>
+          <w:szCs w:val="23"/>
+        </w:rPr>
+        <w:t>ha</w:t>
+      </w:r>
+      <w:proofErr w:type="spellEnd"/>
+      <w:r>
+        <w:rPr>
+          <w:rFonts w:ascii="Arial" w:hAnsi="Arial" w:cs="Arial"/>
+          <w:color w:val="161A23"/>
+          <w:sz w:val="23"/>
+          <w:szCs w:val="23"/>
+          <w:lang w:val="en-US"/>
+        </w:rPr>
+        <w:t>n</w:t>
+      </w:r>
+      <w:proofErr w:type="spellStart"/>
+      <w:r>
+        <w:rPr>
+          <w:rFonts w:ascii="Arial" w:hAnsi="Arial" w:cs="Arial"/>
+          <w:color w:val="161A23"/>
+          <w:sz w:val="23"/>
+          <w:szCs w:val="23"/>
+        </w:rPr>
+        <w:t>dlers</w:t>
+      </w:r>
+      <w:proofErr w:type="spellEnd"/>
+      <w:r>
+        <w:rPr>
+          <w:rFonts w:ascii="Arial" w:hAnsi="Arial" w:cs="Arial"/>
+          <w:color w:val="161A23"/>
+          <w:sz w:val="23"/>
+          <w:szCs w:val="23"/>
+        </w:rPr>
+        <w:t>\</w:t>
+      </w:r>
+      <w:r>
+        <w:rPr>
+          <w:rFonts w:ascii="Arial" w:hAnsi="Arial" w:cs="Arial"/>
+          <w:color w:val="161A23"/>
+          <w:sz w:val="23"/>
+          <w:szCs w:val="23"/>
+          <w:lang w:val="en-US"/>
+        </w:rPr>
+        <w:t>chat</w:t>
+      </w:r>
+      <w:r>
+        <w:rPr>
+          <w:rFonts w:ascii="Arial" w:hAnsi="Arial" w:cs="Arial"/>
+          <w:color w:val="161A23"/>
+          <w:sz w:val="23"/>
+          <w:szCs w:val="23"/>
+        </w:rPr>
+        <w:t>.</w:t>
+      </w:r>
+      <w:proofErr w:type="spellStart"/>
+      <w:r>
+        <w:rPr>
+          <w:rFonts w:ascii="Arial" w:hAnsi="Arial" w:cs="Arial"/>
+          <w:color w:val="161A23"/>
+          <w:sz w:val="23"/>
+          <w:szCs w:val="23"/>
+          <w:lang w:val="en-US"/>
+        </w:rPr>
+        <w:t>py</w:t>
+      </w:r>
+      <w:proofErr w:type="spellEnd"/>
+      <w:r>
+        <w:rPr>
+          <w:rFonts w:ascii="Arial" w:hAnsi="Arial" w:cs="Arial"/>
+          <w:color w:val="161A23"/>
+          <w:sz w:val="23"/>
+          <w:szCs w:val="23"/>
+        </w:rPr>
+        <w:t>.</w:t>
+      </w:r>
+      <w:proofErr w:type="gramEnd"/>
+    </w:p>
+    <w:p>
+      <w:pPr>
+        <w:rPr>
+          <w:rFonts w:ascii="Arial" w:hAnsi="Arial" w:cs="Arial"/>
+          <w:color w:val="161A23"/>
+          <w:sz w:val="23"/>
+          <w:szCs w:val="23"/>
+          <w:lang w:val="en-US"/>
         </w:rPr>
       </w:pPr>
       <w:r>
@@ -2387,16 +2654,17 @@
         </w:rPr>
         <w:t>. Получает историю диалога с клиентом из БД. Сохраняет историю диалога с клиентом в БД.</w:t>
       </w:r>
-    </w:p>
-    <w:p>
-      <w:pPr>
-        <w:rPr>
-          <w:rFonts w:ascii="Arial" w:hAnsi="Arial" w:cs="Arial"/>
-          <w:color w:val="161A23"/>
-          <w:sz w:val="23"/>
-          <w:szCs w:val="23"/>
-        </w:rPr>
-      </w:pPr>
+      <w:r>
+        <w:rPr>
+          <w:rFonts w:ascii="Arial" w:hAnsi="Arial" w:cs="Arial"/>
+          <w:color w:val="161A23"/>
+          <w:sz w:val="23"/>
+          <w:szCs w:val="23"/>
+        </w:rPr>
+        <w:t xml:space="preserve"> </w:t>
+      </w:r>
+      <w:proofErr w:type="spellStart"/>
+      <w:proofErr w:type="gramStart"/>
       <w:r>
         <w:rPr>
           <w:rFonts w:ascii="Arial" w:hAnsi="Arial" w:cs="Arial"/>
@@ -2405,6 +2673,120 @@
           <w:szCs w:val="23"/>
           <w:lang w:val="en-US"/>
         </w:rPr>
+        <w:t>Llm</w:t>
+      </w:r>
+      <w:proofErr w:type="spellEnd"/>
+      <w:r>
+        <w:rPr>
+          <w:rFonts w:ascii="Arial" w:hAnsi="Arial" w:cs="Arial"/>
+          <w:color w:val="161A23"/>
+          <w:sz w:val="23"/>
+          <w:szCs w:val="23"/>
+        </w:rPr>
+        <w:t>\</w:t>
+      </w:r>
+      <w:r>
+        <w:rPr>
+          <w:rFonts w:ascii="Arial" w:hAnsi="Arial" w:cs="Arial"/>
+          <w:color w:val="161A23"/>
+          <w:sz w:val="23"/>
+          <w:szCs w:val="23"/>
+          <w:lang w:val="en-US"/>
+        </w:rPr>
+        <w:t>char</w:t>
+      </w:r>
+      <w:r>
+        <w:rPr>
+          <w:rFonts w:ascii="Arial" w:hAnsi="Arial" w:cs="Arial"/>
+          <w:color w:val="161A23"/>
+          <w:sz w:val="23"/>
+          <w:szCs w:val="23"/>
+        </w:rPr>
+        <w:t>_</w:t>
+      </w:r>
+      <w:proofErr w:type="spellStart"/>
+      <w:r>
+        <w:rPr>
+          <w:rFonts w:ascii="Arial" w:hAnsi="Arial" w:cs="Arial"/>
+          <w:color w:val="161A23"/>
+          <w:sz w:val="23"/>
+          <w:szCs w:val="23"/>
+          <w:lang w:val="en-US"/>
+        </w:rPr>
+        <w:t>gpt</w:t>
+      </w:r>
+      <w:proofErr w:type="spellEnd"/>
+      <w:r>
+        <w:rPr>
+          <w:rFonts w:ascii="Arial" w:hAnsi="Arial" w:cs="Arial"/>
+          <w:color w:val="161A23"/>
+          <w:sz w:val="23"/>
+          <w:szCs w:val="23"/>
+        </w:rPr>
+        <w:t>.</w:t>
+      </w:r>
+      <w:proofErr w:type="spellStart"/>
+      <w:r>
+        <w:rPr>
+          <w:rFonts w:ascii="Arial" w:hAnsi="Arial" w:cs="Arial"/>
+          <w:color w:val="161A23"/>
+          <w:sz w:val="23"/>
+          <w:szCs w:val="23"/>
+          <w:lang w:val="en-US"/>
+        </w:rPr>
+        <w:t>py</w:t>
+      </w:r>
+      <w:proofErr w:type="spellEnd"/>
+      <w:r>
+        <w:rPr>
+          <w:rFonts w:ascii="Arial" w:hAnsi="Arial" w:cs="Arial"/>
+          <w:color w:val="161A23"/>
+          <w:sz w:val="23"/>
+          <w:szCs w:val="23"/>
+        </w:rPr>
+        <w:t xml:space="preserve">, </w:t>
+      </w:r>
+      <w:proofErr w:type="spellStart"/>
+      <w:r>
+        <w:rPr>
+          <w:rFonts w:ascii="Arial" w:hAnsi="Arial" w:cs="Arial"/>
+          <w:color w:val="161A23"/>
+          <w:sz w:val="23"/>
+          <w:szCs w:val="23"/>
+          <w:lang w:val="en-US"/>
+        </w:rPr>
+        <w:t>llm</w:t>
+      </w:r>
+      <w:proofErr w:type="spellEnd"/>
+      <w:r>
+        <w:rPr>
+          <w:rFonts w:ascii="Arial" w:hAnsi="Arial" w:cs="Arial"/>
+          <w:color w:val="161A23"/>
+          <w:sz w:val="23"/>
+          <w:szCs w:val="23"/>
+          <w:lang w:val="en-US"/>
+        </w:rPr>
+        <w:t>\prompts.py.</w:t>
+      </w:r>
+      <w:proofErr w:type="gramEnd"/>
+    </w:p>
+    <w:p>
+      <w:pPr>
+        <w:rPr>
+          <w:rFonts w:ascii="Arial" w:hAnsi="Arial" w:cs="Arial"/>
+          <w:color w:val="161A23"/>
+          <w:sz w:val="23"/>
+          <w:szCs w:val="23"/>
+        </w:rPr>
+      </w:pPr>
+      <w:r>
+        <w:rPr>
+          <w:rFonts w:ascii="Arial" w:hAnsi="Arial" w:cs="Arial"/>
+          <w:color w:val="161A23"/>
+          <w:sz w:val="23"/>
+          <w:szCs w:val="23"/>
+          <w:lang w:val="en-US"/>
+        </w:rPr>
         <w:t>RAG</w:t>
       </w:r>
       <w:r>
@@ -2493,6 +2875,77 @@
         </w:rPr>
         <w:t xml:space="preserve"> консультанта для формирования ответа клиенту.</w:t>
       </w:r>
+      <w:r>
+        <w:rPr>
+          <w:rFonts w:ascii="Arial" w:hAnsi="Arial" w:cs="Arial"/>
+          <w:color w:val="161A23"/>
+          <w:sz w:val="23"/>
+          <w:szCs w:val="23"/>
+        </w:rPr>
+        <w:t xml:space="preserve"> </w:t>
+      </w:r>
+      <w:proofErr w:type="spellStart"/>
+      <w:r>
+        <w:rPr>
+          <w:rFonts w:ascii="Arial" w:hAnsi="Arial" w:cs="Arial"/>
+          <w:color w:val="161A23"/>
+          <w:sz w:val="23"/>
+          <w:szCs w:val="23"/>
+          <w:lang w:val="en-US"/>
+        </w:rPr>
+        <w:t>Llm</w:t>
+      </w:r>
+      <w:proofErr w:type="spellEnd"/>
+      <w:r>
+        <w:rPr>
+          <w:rFonts w:ascii="Arial" w:hAnsi="Arial" w:cs="Arial"/>
+          <w:color w:val="161A23"/>
+          <w:sz w:val="23"/>
+          <w:szCs w:val="23"/>
+        </w:rPr>
+        <w:t>\</w:t>
+      </w:r>
+      <w:r>
+        <w:rPr>
+          <w:rFonts w:ascii="Arial" w:hAnsi="Arial" w:cs="Arial"/>
+          <w:color w:val="161A23"/>
+          <w:sz w:val="23"/>
+          <w:szCs w:val="23"/>
+          <w:lang w:val="en-US"/>
+        </w:rPr>
+        <w:t>rag</w:t>
+      </w:r>
+      <w:r>
+        <w:rPr>
+          <w:rFonts w:ascii="Arial" w:hAnsi="Arial" w:cs="Arial"/>
+          <w:color w:val="161A23"/>
+          <w:sz w:val="23"/>
+          <w:szCs w:val="23"/>
+        </w:rPr>
+        <w:t>.</w:t>
+      </w:r>
+      <w:proofErr w:type="spellStart"/>
+      <w:r>
+        <w:rPr>
+          <w:rFonts w:ascii="Arial" w:hAnsi="Arial" w:cs="Arial"/>
+          <w:color w:val="161A23"/>
+          <w:sz w:val="23"/>
+          <w:szCs w:val="23"/>
+          <w:lang w:val="en-US"/>
+        </w:rPr>
+        <w:t>py</w:t>
+      </w:r>
+      <w:proofErr w:type="spellEnd"/>
+      <w:r>
+        <w:rPr>
+          <w:rFonts w:ascii="Arial" w:hAnsi="Arial" w:cs="Arial"/>
+          <w:color w:val="161A23"/>
+          <w:sz w:val="23"/>
+          <w:szCs w:val="23"/>
+          <w:lang w:val="en-US"/>
+        </w:rPr>
+        <w:t>, data\rag.xlsx</w:t>
+      </w:r>
     </w:p>
     <w:p>
       <w:pPr>
@@ -2568,16 +3021,67 @@
         </w:rPr>
         <w:t>клиента и истории диалога с клиентом, выдача истории диалога при рестарте сервиса.</w:t>
       </w:r>
-    </w:p>
-    <w:p>
-      <w:pPr>
-        <w:rPr>
-          <w:rFonts w:ascii="Arial" w:hAnsi="Arial" w:cs="Arial"/>
-          <w:color w:val="161A23"/>
-          <w:sz w:val="23"/>
-          <w:szCs w:val="23"/>
-        </w:rPr>
-      </w:pPr>
+      <w:r>
+        <w:rPr>
+          <w:rFonts w:ascii="Arial" w:hAnsi="Arial" w:cs="Arial"/>
+          <w:color w:val="161A23"/>
+          <w:sz w:val="23"/>
+          <w:szCs w:val="23"/>
+        </w:rPr>
+        <w:t xml:space="preserve"> </w:t>
+      </w:r>
+      <w:r>
+        <w:rPr>
+          <w:rFonts w:ascii="Arial" w:hAnsi="Arial" w:cs="Arial"/>
+          <w:color w:val="161A23"/>
+          <w:sz w:val="23"/>
+          <w:szCs w:val="23"/>
+          <w:lang w:val="en-US"/>
+        </w:rPr>
+        <w:t>Db\</w:t>
+      </w:r>
+      <w:proofErr w:type="spellStart"/>
+      <w:r>
+        <w:rPr>
+          <w:rFonts w:ascii="Arial" w:hAnsi="Arial" w:cs="Arial"/>
+          <w:color w:val="161A23"/>
+          <w:sz w:val="23"/>
+          <w:szCs w:val="23"/>
+          <w:lang w:val="en-US"/>
+        </w:rPr>
+        <w:t>database.db</w:t>
+      </w:r>
+      <w:proofErr w:type="spellEnd"/>
+      <w:r>
+        <w:rPr>
+          <w:rFonts w:ascii="Arial" w:hAnsi="Arial" w:cs="Arial"/>
+          <w:color w:val="161A23"/>
+          <w:sz w:val="23"/>
+          <w:szCs w:val="23"/>
+          <w:lang w:val="en-US"/>
+        </w:rPr>
+        <w:t>, db\</w:t>
+      </w:r>
+      <w:r>
+        <w:rPr>
+          <w:rFonts w:ascii="Arial" w:hAnsi="Arial" w:cs="Arial"/>
+          <w:color w:val="161A23"/>
+          <w:sz w:val="23"/>
+          <w:szCs w:val="23"/>
+          <w:lang w:val="en-US"/>
+        </w:rPr>
+        <w:t>database.</w:t>
+      </w:r>
+      <w:r>
+        <w:rPr>
+          <w:rFonts w:ascii="Arial" w:hAnsi="Arial" w:cs="Arial"/>
+          <w:color w:val="161A23"/>
+          <w:sz w:val="23"/>
+          <w:szCs w:val="23"/>
+          <w:lang w:val="en-US"/>
+        </w:rPr>
+        <w:t>py</w:t>
+      </w:r>
     </w:p>
     <w:p>
       <w:pPr>
@@ -2621,6 +3125,11 @@
       </w:r>
     </w:p>
     <w:p>
+      <w:r>
+        <w:t>https://github.com/igra021/vkbot_ppu.git</w:t>
+      </w:r>
+    </w:p>
+    <w:p>
       <w:pPr>
         <w:rPr>
           <w:rFonts w:asciiTheme="majorHAnsi" w:eastAsiaTheme="majorEastAsia" w:hAnsiTheme="majorHAnsi" w:cstheme="majorBidi"/>
@@ -2631,9 +3140,7 @@
           <w:szCs w:val="26"/>
         </w:rPr>
       </w:pPr>
-    </w:p>
-    <w:p>
-      <w:pPr>
+      <w:r>
         <w:rPr>
           <w:rFonts w:asciiTheme="majorHAnsi" w:eastAsiaTheme="majorEastAsia" w:hAnsiTheme="majorHAnsi" w:cstheme="majorBidi"/>
           <w:b/>
@@ -2642,36 +3149,26 @@
           <w:sz w:val="32"/>
           <w:szCs w:val="26"/>
         </w:rPr>
-      </w:pPr>
-      <w:r>
-        <w:rPr>
-          <w:rFonts w:asciiTheme="majorHAnsi" w:eastAsiaTheme="majorEastAsia" w:hAnsiTheme="majorHAnsi" w:cstheme="majorBidi"/>
-          <w:b/>
-          <w:bCs/>
-          <w:color w:val="4F81BD" w:themeColor="accent1"/>
-          <w:sz w:val="32"/>
-          <w:szCs w:val="26"/>
+        <w:t>Выводы </w:t>
+      </w:r>
+    </w:p>
+    <w:p>
+      <w:pPr>
+        <w:rPr>
+          <w:rFonts w:ascii="Arial" w:hAnsi="Arial" w:cs="Arial"/>
+          <w:color w:val="161A23"/>
+          <w:sz w:val="23"/>
+          <w:szCs w:val="23"/>
+        </w:rPr>
+      </w:pPr>
+      <w:r>
+        <w:rPr>
+          <w:rFonts w:ascii="Arial" w:hAnsi="Arial" w:cs="Arial"/>
+          <w:color w:val="161A23"/>
+          <w:sz w:val="23"/>
+          <w:szCs w:val="23"/>
         </w:rPr>
         <w:lastRenderedPageBreak/>
-        <w:t>Выводы </w:t>
-      </w:r>
-    </w:p>
-    <w:p>
-      <w:pPr>
-        <w:rPr>
-          <w:rFonts w:ascii="Arial" w:hAnsi="Arial" w:cs="Arial"/>
-          <w:color w:val="161A23"/>
-          <w:sz w:val="23"/>
-          <w:szCs w:val="23"/>
-        </w:rPr>
-      </w:pPr>
-      <w:r>
-        <w:rPr>
-          <w:rFonts w:ascii="Arial" w:hAnsi="Arial" w:cs="Arial"/>
-          <w:color w:val="161A23"/>
-          <w:sz w:val="23"/>
-          <w:szCs w:val="23"/>
-        </w:rPr>
         <w:t xml:space="preserve">В целом проект решает свою задачу. </w:t>
       </w:r>
       <w:r>
@@ -2867,6 +3364,32 @@
         </w:rPr>
         <w:t>Подготовить базу вопросов и ответов.</w:t>
       </w:r>
+    </w:p>
+    <w:p>
+      <w:pPr>
+        <w:pStyle w:val="a4"/>
+        <w:numPr>
+          <w:ilvl w:val="0"/>
+          <w:numId w:val="3"/>
+        </w:numPr>
+        <w:rPr>
+          <w:rFonts w:ascii="Arial" w:hAnsi="Arial" w:cs="Arial"/>
+          <w:color w:val="161A23"/>
+          <w:sz w:val="23"/>
+          <w:szCs w:val="23"/>
+        </w:rPr>
+      </w:pPr>
+      <w:r>
+        <w:rPr>
+          <w:rFonts w:ascii="Arial" w:hAnsi="Arial" w:cs="Arial"/>
+          <w:color w:val="161A23"/>
+          <w:sz w:val="23"/>
+          <w:szCs w:val="23"/>
+        </w:rPr>
+        <w:t>Проверить работу на нескольких пользователях одновременно.</w:t>
+      </w:r>
+      <w:bookmarkStart w:id="0" w:name="_GoBack"/>
+      <w:bookmarkEnd w:id="0"/>
     </w:p>
     <w:p>
       <w:pPr>
@@ -4528,7 +5051,7 @@
 </file>
 
 <file path=customXml/itemProps1.xml><?xml version="1.0" encoding="utf-8"?>
-<ds:datastoreItem xmlns:ds="http://schemas.openxmlformats.org/officeDocument/2006/customXml" ds:itemID="{B9A8023C-76A8-451B-8CF7-761FC0073DEE}">
+<ds:datastoreItem xmlns:ds="http://schemas.openxmlformats.org/officeDocument/2006/customXml" ds:itemID="{9DE06669-1E3F-4D29-B1D0-08E411642DBB}">
   <ds:schemaRefs>
     <ds:schemaRef ds:uri="http://schemas.openxmlformats.org/officeDocument/2006/bibliography"/>
   </ds:schemaRefs>
